--- a/templates/docx-reference.docx
+++ b/templates/docx-reference.docx
@@ -552,8 +552,6 @@
     <w:rsid w:val="00A10FD9"/>
     <w:rPr>
       <w:rFonts w:asciiTheme="majorHAnsi" w:eastAsiaTheme="majorEastAsia" w:hAnsiTheme="majorHAnsi" w:cstheme="majorBidi"/>
-      <w:sz w:val="56"/>
-      <w:szCs w:val="56"/>
     </w:rPr>
   </w:style>
   <w:style w:type="paragraph" w:styleId="Subtitle">
@@ -586,8 +584,6 @@
       <w:rFonts w:eastAsiaTheme="majorEastAsia" w:cstheme="majorBidi"/>
       <w:color w:val="595959" w:themeColor="text1" w:themeTint="A6"/>
       <w:spacing w:val="15"/>
-      <w:sz w:val="28"/>
-      <w:szCs w:val="28"/>
     </w:rPr>
   </w:style>
   <w:style w:type="paragraph" w:customStyle="1" w:styleId="Author">
@@ -600,8 +596,6 @@
       <w:keepLines/>
     </w:pPr>
     <w:rPr>
-      <w:sz w:val="24"/>
-      <w:szCs w:val="24"/>
     </w:rPr>
   </w:style>
   <w:style w:type="paragraph" w:styleId="Date">
@@ -614,8 +608,6 @@
       <w:keepLines/>
     </w:pPr>
     <w:rPr>
-      <w:sz w:val="24"/>
-      <w:szCs w:val="24"/>
     </w:rPr>
   </w:style>
   <w:style w:type="paragraph" w:customStyle="1" w:styleId="AbstractTitle">
@@ -646,8 +638,6 @@
       <w:spacing w:before="100" w:after="300"/>
     </w:pPr>
     <w:rPr>
-      <w:sz w:val="20"/>
-      <w:szCs w:val="20"/>
     </w:rPr>
   </w:style>
   <w:style w:type="paragraph" w:styleId="Bibliography">
@@ -671,6 +661,7 @@
       <w:keepLines/>
       <w:spacing w:before="360" w:after="80"/>
       <w:outlineLvl w:val="0"/>
+      <w:jc w:val="center"/>
     </w:pPr>
     <w:rPr>
       <w:rFonts w:asciiTheme="majorHAnsi" w:eastAsiaTheme="majorEastAsia" w:hAnsiTheme="majorHAnsi" w:cstheme="majorBidi"/>
@@ -721,8 +712,6 @@
     <w:rPr>
       <w:rFonts w:eastAsiaTheme="majorEastAsia" w:cstheme="majorBidi"/>
       <w:color w:val="0F4761" w:themeColor="accent1" w:themeShade="BF"/>
-      <w:sz w:val="28"/>
-      <w:szCs w:val="28"/>
     </w:rPr>
   </w:style>
   <w:style w:type="paragraph" w:styleId="Heading4">
@@ -866,8 +855,6 @@
     <w:rPr>
       <w:rFonts w:asciiTheme="majorHAnsi" w:eastAsiaTheme="majorEastAsia" w:hAnsiTheme="majorHAnsi" w:cstheme="majorBidi"/>
       <w:color w:val="0F4761" w:themeColor="accent1" w:themeShade="BF"/>
-      <w:sz w:val="40"/>
-      <w:szCs w:val="40"/>
     </w:rPr>
   </w:style>
   <w:style w:type="character" w:customStyle="1" w:styleId="Heading2Char">
@@ -880,8 +867,6 @@
     <w:rPr>
       <w:rFonts w:asciiTheme="majorHAnsi" w:eastAsiaTheme="majorEastAsia" w:hAnsiTheme="majorHAnsi" w:cstheme="majorBidi"/>
       <w:color w:val="0F4761" w:themeColor="accent1" w:themeShade="BF"/>
-      <w:sz w:val="32"/>
-      <w:szCs w:val="32"/>
     </w:rPr>
   </w:style>
   <w:style w:type="character" w:customStyle="1" w:styleId="Heading3Char">
@@ -894,8 +879,6 @@
     <w:rPr>
       <w:rFonts w:eastAsiaTheme="majorEastAsia" w:cstheme="majorBidi"/>
       <w:color w:val="0F4761" w:themeColor="accent1" w:themeShade="BF"/>
-      <w:sz w:val="28"/>
-      <w:szCs w:val="28"/>
     </w:rPr>
   </w:style>
   <w:style w:type="character" w:customStyle="1" w:styleId="Heading4Char">
@@ -1021,6 +1004,14 @@
     <w:qFormat/>
     <w:tblPr>
       <w:tblInd w:w="0" w:type="dxa"/>
+      <w:tblBorders>
+        <w:top w:val="single" w:sz="4" w:space="0" w:color="666666"/>
+        <w:left w:val="single" w:sz="4" w:space="0" w:color="666666"/>
+        <w:bottom w:val="single" w:sz="4" w:space="0" w:color="666666"/>
+        <w:right w:val="single" w:sz="4" w:space="0" w:color="666666"/>
+        <w:insideH w:val="single" w:sz="4" w:space="0" w:color="CCCCCC"/>
+        <w:insideV w:val="single" w:sz="4" w:space="0" w:color="CCCCCC"/>
+      </w:tblBorders>
       <w:tblCellMar>
         <w:top w:w="0" w:type="dxa"/>
         <w:left w:w="108" w:type="dxa"/>
